--- a/docs/dokumen/Rencana_Pemasaran_Mitrans-Astra_v1.4_redline.docx
+++ b/docs/dokumen/Rencana_Pemasaran_Mitrans-Astra_v1.4_redline.docx
@@ -450,7 +450,7 @@
       </w:ins>
       <w:ins w:id="9005" w:author="Claude (draf untuk Coach Doddy)" w:date="2026-10-27T12:00:00Z">
         <w:r>
-          <w:t xml:space="preserve"> (27 Oktober 2026): Lisensi berlaku tanpa batas waktu (lifetime) dan tidak perlu dibeli ulang. Akses yang termasuk harga Lisensi hanya sampai akhir bulan kalender aktivasi, dan Langganan (repeat order/RO) Rp399.000 per bulan dimulai bulan berikutnya, menggantikan akses 3 bulan dan Langganan mulai bulan ke-4 (bagian 3.1, Bab 7, bagian 9.2, bagian 12.3, dan Lampiran A). Harga, PV, dan seluruh bonus tidak berubah.</w:t>
+          <w:t xml:space="preserve"> (27 Oktober 2026): Lisensi berlaku tanpa batas waktu (lifetime) dan tidak perlu dibeli ulang. Akses yang termasuk harga Lisensi adalah 30 hari sejak aktivasi. Langganan (repeat order/RO) Rp399.000 ditagih pertama kali 30 hari setelah aktivasi, lalu setiap 30 hari, menggantikan akses 3 bulan dan Langganan mulai bulan ke-4. Syarat Langganan untuk bonus tim dinilai dari akses yang aktif pada akhir bulan. Rekening dana layanan Rp426.000 per Lisensi dihapus (bagian 3.1, Bab 7, 8.5, 9.2, 12.2, 12.3, Bab 13, dan Lampiran A). Harga, PV, dan seluruh nominal bonus tidak berubah.</w:t>
         </w:r>
       </w:ins>
     </w:p>
@@ -2837,7 +2837,7 @@
                   <w:sz w:val="19"/>
                   <w:szCs w:val="19"/>
                 </w:rPr>
-                <w:t xml:space="preserve">berlaku tanpa batas waktu (lifetime) dan tidak perlu dibeli ulang, termasuk akses sampai akhir bulan kalender aktivasi</w:t>
+                <w:t xml:space="preserve">berlaku tanpa batas waktu (lifetime) dan tidak perlu dibeli ulang, termasuk akses 30 hari sejak aktivasi</w:t>
               </w:r>
             </w:ins>
           </w:p>
@@ -3011,7 +3011,7 @@
                   <w:sz w:val="19"/>
                   <w:szCs w:val="19"/>
                 </w:rPr>
-                <w:t xml:space="preserve">Akses bulanan (repeat order/RO), mulai bulan berikutnya setelah aktivasi Lisensi</w:t>
+                <w:t xml:space="preserve">Akses per 30 hari (repeat order/RO), ditagih pertama kali 30 hari setelah aktivasi Lisensi</w:t>
               </w:r>
             </w:ins>
           </w:p>
@@ -3038,8 +3038,26 @@
                 <w:sz w:val="19"/>
                 <w:szCs w:val="19"/>
               </w:rPr>
-              <w:t>Rp399.000 per bulan</w:t>
-            </w:r>
+              <w:t xml:space="preserve">Rp399.000 </w:t>
+            </w:r>
+            <w:del w:id="9010" w:author="Claude (draf untuk Coach Doddy)" w:date="2026-10-27T12:00:00Z">
+              <w:r>
+                <w:rPr>
+                  <w:sz w:val="19"/>
+                  <w:szCs w:val="19"/>
+                </w:rPr>
+                <w:delText xml:space="preserve">per bulan</w:delText>
+              </w:r>
+            </w:del>
+            <w:ins w:id="9011" w:author="Claude (draf untuk Coach Doddy)" w:date="2026-10-27T12:00:00Z">
+              <w:r>
+                <w:rPr>
+                  <w:sz w:val="19"/>
+                  <w:szCs w:val="19"/>
+                </w:rPr>
+                <w:t xml:space="preserve">per 30 hari</w:t>
+              </w:r>
+            </w:ins>
           </w:p>
         </w:tc>
         <w:tc>
@@ -5463,26 +5481,26 @@
         <w:rPr/>
         <w:t xml:space="preserve"> </w:t>
       </w:r>
-      <w:del w:id="9010" w:author="Claude (draf untuk Coach Doddy)" w:date="2026-10-27T12:00:00Z">
+      <w:del w:id="9012" w:author="Claude (draf untuk Coach Doddy)" w:date="2026-10-27T12:00:00Z">
         <w:r>
           <w:rPr/>
-          <w:delText xml:space="preserve">Mulai bulan ke-4,</w:delText>
+          <w:delText xml:space="preserve">Mulai bulan ke-4, pembeli dapat melanjutkan Langganan bulanan</w:delText>
         </w:r>
       </w:del>
-      <w:ins w:id="9011" w:author="Claude (draf untuk Coach Doddy)" w:date="2026-10-27T12:00:00Z">
+      <w:ins w:id="9013" w:author="Claude (draf untuk Coach Doddy)" w:date="2026-10-27T12:00:00Z">
         <w:r>
           <w:rPr/>
-          <w:t xml:space="preserve">Mulai bulan berikutnya setelah aktivasi Lisensi,</w:t>
+          <w:t xml:space="preserve">Mulai 30 hari setelah aktivasi Lisensi, pembeli dapat melanjutkan Langganan setiap 30 hari</w:t>
         </w:r>
       </w:ins>
       <w:r>
         <w:rPr/>
-        <w:t xml:space="preserve"> pembeli dapat melanjutkan Langganan bulanan atas persetujuannya sendiri. Pembeli dapat berhenti kapan saja.</w:t>
-      </w:r>
-      <w:ins w:id="9012" w:author="Claude (draf untuk Coach Doddy)" w:date="2026-10-27T12:00:00Z">
+        <w:t xml:space="preserve"> atas persetujuannya sendiri. Pembeli dapat berhenti kapan saja.</w:t>
+      </w:r>
+      <w:ins w:id="9014" w:author="Claude (draf untuk Coach Doddy)" w:date="2026-10-27T12:00:00Z">
         <w:r>
           <w:rPr/>
-          <w:t xml:space="preserve"> Bila Langganan berhenti, akses aplikasi berhenti, tetapi Lisensi tetap berlaku dan Langganan dapat dilanjutkan kapan saja tanpa membeli Lisensi ulang.</w:t>
+          <w:t xml:space="preserve"> Pembayaran sebelum jatuh tempo menyambung dari akhir akses; bila akses sudah berakhir, periode baru dimulai saat dibayar. Bila Langganan berhenti, akses aplikasi berhenti, tetapi Lisensi tetap berlaku dan Langganan dapat dilanjutkan kapan saja tanpa membeli Lisensi ulang.</w:t>
         </w:r>
       </w:ins>
     </w:p>
@@ -8435,8 +8453,26 @@
                 <w:sz w:val="19"/>
                 <w:szCs w:val="19"/>
               </w:rPr>
-              <w:t>20% PV, yaitu Rp70.000 per Langganan per bulan</w:t>
-            </w:r>
+              <w:t xml:space="preserve">20% PV, yaitu Rp70.000 </w:t>
+            </w:r>
+            <w:del w:id="9015" w:author="Claude (draf untuk Coach Doddy)" w:date="2026-10-27T12:00:00Z">
+              <w:r>
+                <w:rPr>
+                  <w:sz w:val="19"/>
+                  <w:szCs w:val="19"/>
+                </w:rPr>
+                <w:delText xml:space="preserve">per Langganan per bulan</w:delText>
+              </w:r>
+            </w:del>
+            <w:ins w:id="9016" w:author="Claude (draf untuk Coach Doddy)" w:date="2026-10-27T12:00:00Z">
+              <w:r>
+                <w:rPr>
+                  <w:sz w:val="19"/>
+                  <w:szCs w:val="19"/>
+                </w:rPr>
+                <w:t xml:space="preserve">per pembayaran Langganan</w:t>
+              </w:r>
+            </w:ins>
           </w:p>
         </w:tc>
         <w:tc>
@@ -9926,24 +9962,24 @@
                 <w:sz w:val="19"/>
                 <w:szCs w:val="19"/>
               </w:rPr>
-              <w:t xml:space="preserve">Aktif pada bulan bonus itu timbul, dan Langganan aktif </w:t>
-            </w:r>
-            <w:del w:id="9013" w:author="Claude (draf untuk Coach Doddy)" w:date="2026-10-27T12:00:00Z">
+              <w:t xml:space="preserve">Aktif pada bulan bonus itu timbul, dan </w:t>
+            </w:r>
+            <w:del w:id="9017" w:author="Claude (draf untuk Coach Doddy)" w:date="2026-10-27T12:00:00Z">
               <w:r>
                 <w:rPr>
                   <w:sz w:val="19"/>
                   <w:szCs w:val="19"/>
                 </w:rPr>
-                <w:delText xml:space="preserve">mulai bulan ke-4 sejak aktivasi Lisensinya</w:delText>
+                <w:delText xml:space="preserve">Langganan aktif mulai bulan ke-4 sejak aktivasi Lisensinya</w:delText>
               </w:r>
             </w:del>
-            <w:ins w:id="9014" w:author="Claude (draf untuk Coach Doddy)" w:date="2026-10-27T12:00:00Z">
+            <w:ins w:id="9018" w:author="Claude (draf untuk Coach Doddy)" w:date="2026-10-27T12:00:00Z">
               <w:r>
                 <w:rPr>
                   <w:sz w:val="19"/>
                   <w:szCs w:val="19"/>
                 </w:rPr>
-                <w:t xml:space="preserve">mulai bulan ke-2 (bulan berikutnya) sejak aktivasi Lisensinya</w:t>
+                <w:t xml:space="preserve">sesudah 30 hari pertama sejak aktivasi Lisensinya, aksesnya aktif melalui Langganan pada akhir bulan itu</w:t>
               </w:r>
             </w:ins>
           </w:p>
@@ -10117,7 +10153,7 @@
               </w:rPr>
               <w:t xml:space="preserve">Langganan sendiri aktif </w:t>
             </w:r>
-            <w:del w:id="9015" w:author="Claude (draf untuk Coach Doddy)" w:date="2026-10-27T12:00:00Z">
+            <w:del w:id="9019" w:author="Claude (draf untuk Coach Doddy)" w:date="2026-10-27T12:00:00Z">
               <w:r>
                 <w:rPr>
                   <w:sz w:val="19"/>
@@ -10126,13 +10162,13 @@
                 <w:delText xml:space="preserve">(pada bulan ke-1 sampai ke-3 sejak aktivasi, masa akses Lisensi dihitung sebagai aktif)</w:delText>
               </w:r>
             </w:del>
-            <w:ins w:id="9016" w:author="Claude (draf untuk Coach Doddy)" w:date="2026-10-27T12:00:00Z">
+            <w:ins w:id="9020" w:author="Claude (draf untuk Coach Doddy)" w:date="2026-10-27T12:00:00Z">
               <w:r>
                 <w:rPr>
                   <w:sz w:val="19"/>
                   <w:szCs w:val="19"/>
                 </w:rPr>
-                <w:t xml:space="preserve">(pada bulan aktivasi Lisensi, akses yang termasuk Lisensi dihitung sebagai aktif)</w:t>
+                <w:t xml:space="preserve">(selama 30 hari pertama sejak aktivasi, akses yang termasuk Lisensi dihitung sebagai aktif; dinilai pada akhir bulan)</w:t>
               </w:r>
             </w:ins>
             <w:r>
@@ -13217,19 +13253,25 @@
           <w:numId w:val="40"/>
         </w:numPr>
         <w:spacing w:before="0" w:after="60"/>
-        <w:rPr/>
-      </w:pPr>
-      <w:r>
         <w:rPr>
-          <w:b/>
-          <w:bCs/>
+          <w:del w:id="9023" w:author="Claude (draf untuk Coach Doddy)" w:date="2026-10-27T12:00:00Z"/>
         </w:rPr>
-        <w:t>Rekening dana layanan.</w:t>
-      </w:r>
-      <w:r>
-        <w:rPr/>
-        <w:t xml:space="preserve"> Rp426.000 per Lisensi disisihkan untuk biaya layanan platform selama masa akses awal, dan tidak dipakai untuk komisi atau bonus.</w:t>
-      </w:r>
+      </w:pPr>
+      <w:del w:id="9021" w:author="Claude (draf untuk Coach Doddy)" w:date="2026-10-27T12:00:00Z">
+        <w:r>
+          <w:rPr>
+            <w:b/>
+            <w:bCs/>
+          </w:rPr>
+          <w:delText xml:space="preserve">Rekening dana layanan.</w:delText>
+        </w:r>
+      </w:del>
+      <w:del w:id="9022" w:author="Claude (draf untuk Coach Doddy)" w:date="2026-10-27T12:00:00Z">
+        <w:r>
+          <w:rPr/>
+          <w:delText xml:space="preserve"> Rp426.000 per Lisensi disisihkan untuk biaya layanan platform selama masa akses awal, dan tidak dipakai untuk komisi atau bonus.</w:delText>
+        </w:r>
+      </w:del>
     </w:p>
     <w:p>
       <w:pPr>
@@ -13262,13 +13304,13 @@
         <w:rPr/>
         <w:t xml:space="preserve">. Pengujian ulang pada 27 Oktober 2026 memakai engine perhitungan yang menjalankan </w:t>
       </w:r>
-      <w:del w:id="9017" w:author="Claude (draf untuk Coach Doddy)" w:date="2026-10-27T12:00:00Z">
+      <w:del w:id="9024" w:author="Claude (draf untuk Coach Doddy)" w:date="2026-10-27T12:00:00Z">
         <w:r>
           <w:rPr/>
           <w:delText xml:space="preserve">seluruh aturan versi 1.3</w:delText>
         </w:r>
       </w:del>
-      <w:ins w:id="9018" w:author="Claude (draf untuk Coach Doddy)" w:date="2026-10-27T12:00:00Z">
+      <w:ins w:id="9025" w:author="Claude (draf untuk Coach Doddy)" w:date="2026-10-27T12:00:00Z">
         <w:r>
           <w:rPr/>
           <w:t xml:space="preserve">seluruh aturan versi 1.4</w:t>
@@ -13466,7 +13508,7 @@
               <w:jc w:val="right"/>
               <w:rPr/>
             </w:pPr>
-            <w:del w:id="9019" w:author="Claude (draf untuk Coach Doddy)" w:date="2026-10-27T12:00:00Z">
+            <w:del w:id="9026" w:author="Claude (draf untuk Coach Doddy)" w:date="2026-10-27T12:00:00Z">
               <w:r>
                 <w:rPr>
                   <w:sz w:val="19"/>
@@ -13475,7 +13517,7 @@
                 <w:delText xml:space="preserve">35,2%</w:delText>
               </w:r>
             </w:del>
-            <w:ins w:id="9020" w:author="Claude (draf untuk Coach Doddy)" w:date="2026-10-27T12:00:00Z">
+            <w:ins w:id="9027" w:author="Claude (draf untuk Coach Doddy)" w:date="2026-10-27T12:00:00Z">
               <w:r>
                 <w:rPr>
                   <w:sz w:val="19"/>
@@ -13534,7 +13576,7 @@
               <w:jc w:val="right"/>
               <w:rPr/>
             </w:pPr>
-            <w:del w:id="9021" w:author="Claude (draf untuk Coach Doddy)" w:date="2026-10-27T12:00:00Z">
+            <w:del w:id="9028" w:author="Claude (draf untuk Coach Doddy)" w:date="2026-10-27T12:00:00Z">
               <w:r>
                 <w:rPr>
                   <w:sz w:val="19"/>
@@ -13543,7 +13585,101 @@
                 <w:delText xml:space="preserve">29,2%</w:delText>
               </w:r>
             </w:del>
-            <w:ins w:id="9022" w:author="Claude (draf untuk Coach Doddy)" w:date="2026-10-27T12:00:00Z">
+            <w:ins w:id="9029" w:author="Claude (draf untuk Coach Doddy)" w:date="2026-10-27T12:00:00Z">
+              <w:r>
+                <w:rPr>
+                  <w:sz w:val="19"/>
+                  <w:szCs w:val="19"/>
+                </w:rPr>
+                <w:t xml:space="preserve">28,8%</w:t>
+              </w:r>
+            </w:ins>
+          </w:p>
+        </w:tc>
+        <w:tc>
+          <w:tcPr>
+            <w:tcW w:w="2266" w:type="dxa"/>
+            <w:tcBorders>
+              <w:top w:val="single" w:sz="4" w:space="0" w:color="B7C4C9"/>
+              <w:left w:val="single" w:sz="4" w:space="0" w:color="B7C4C9"/>
+              <w:bottom w:val="single" w:sz="4" w:space="0" w:color="B7C4C9"/>
+              <w:right w:val="single" w:sz="4" w:space="0" w:color="B7C4C9"/>
+            </w:tcBorders>
+          </w:tcPr>
+          <w:p>
+            <w:pPr>
+              <w:pStyle w:val="Normal"/>
+              <w:spacing w:before="0" w:after="0"/>
+              <w:jc w:val="right"/>
+              <w:rPr/>
+            </w:pPr>
+            <w:r>
+              <w:rPr>
+                <w:sz w:val="19"/>
+                <w:szCs w:val="19"/>
+              </w:rPr>
+              <w:t>13,2%</w:t>
+            </w:r>
+          </w:p>
+        </w:tc>
+      </w:tr>
+      <w:tr>
+        <w:trPr>
+          <w:cantSplit w:val="true"/>
+        </w:trPr>
+        <w:tc>
+          <w:tcPr>
+            <w:tcW w:w="4777" w:type="dxa"/>
+            <w:tcBorders>
+              <w:top w:val="single" w:sz="4" w:space="0" w:color="B7C4C9"/>
+              <w:left w:val="single" w:sz="4" w:space="0" w:color="B7C4C9"/>
+              <w:bottom w:val="single" w:sz="4" w:space="0" w:color="B7C4C9"/>
+              <w:right w:val="single" w:sz="4" w:space="0" w:color="B7C4C9"/>
+            </w:tcBorders>
+          </w:tcPr>
+          <w:p>
+            <w:pPr>
+              <w:pStyle w:val="Normal"/>
+              <w:spacing w:before="0" w:after="0"/>
+              <w:jc w:val="left"/>
+              <w:rPr/>
+            </w:pPr>
+            <w:r>
+              <w:rPr>
+                <w:sz w:val="19"/>
+                <w:szCs w:val="19"/>
+              </w:rPr>
+              <w:t>Jaringan 5 tahun, penjualan naik lalu turun</w:t>
+            </w:r>
+          </w:p>
+        </w:tc>
+        <w:tc>
+          <w:tcPr>
+            <w:tcW w:w="2263" w:type="dxa"/>
+            <w:tcBorders>
+              <w:top w:val="single" w:sz="4" w:space="0" w:color="B7C4C9"/>
+              <w:left w:val="single" w:sz="4" w:space="0" w:color="B7C4C9"/>
+              <w:bottom w:val="single" w:sz="4" w:space="0" w:color="B7C4C9"/>
+              <w:right w:val="single" w:sz="4" w:space="0" w:color="B7C4C9"/>
+            </w:tcBorders>
+          </w:tcPr>
+          <w:p>
+            <w:pPr>
+              <w:pStyle w:val="Normal"/>
+              <w:spacing w:before="0" w:after="0"/>
+              <w:jc w:val="right"/>
+              <w:rPr/>
+            </w:pPr>
+            <w:del w:id="9030" w:author="Claude (draf untuk Coach Doddy)" w:date="2026-10-27T12:00:00Z">
+              <w:r>
+                <w:rPr>
+                  <w:sz w:val="19"/>
+                  <w:szCs w:val="19"/>
+                </w:rPr>
+                <w:delText xml:space="preserve">29,0%</w:delText>
+              </w:r>
+            </w:del>
+            <w:ins w:id="9031" w:author="Claude (draf untuk Coach Doddy)" w:date="2026-10-27T12:00:00Z">
               <w:r>
                 <w:rPr>
                   <w:sz w:val="19"/>
@@ -13576,7 +13712,7 @@
                 <w:sz w:val="19"/>
                 <w:szCs w:val="19"/>
               </w:rPr>
-              <w:t>13,2%</w:t>
+              <w:t>13,1%</w:t>
             </w:r>
           </w:p>
         </w:tc>
@@ -13607,7 +13743,7 @@
                 <w:sz w:val="19"/>
                 <w:szCs w:val="19"/>
               </w:rPr>
-              <w:t>Jaringan 5 tahun, penjualan naik lalu turun</w:t>
+              <w:t>Jaringan 5 tahun, penjualan rata, hanya 30% pembeli menjadi Mitra PLS</w:t>
             </w:r>
           </w:p>
         </w:tc>
@@ -13628,24 +13764,13 @@
               <w:jc w:val="right"/>
               <w:rPr/>
             </w:pPr>
-            <w:del w:id="9023" w:author="Claude (draf untuk Coach Doddy)" w:date="2026-10-27T12:00:00Z">
-              <w:r>
-                <w:rPr>
-                  <w:sz w:val="19"/>
-                  <w:szCs w:val="19"/>
-                </w:rPr>
-                <w:delText xml:space="preserve">29,0%</w:delText>
-              </w:r>
-            </w:del>
-            <w:ins w:id="9024" w:author="Claude (draf untuk Coach Doddy)" w:date="2026-10-27T12:00:00Z">
-              <w:r>
-                <w:rPr>
-                  <w:sz w:val="19"/>
-                  <w:szCs w:val="19"/>
-                </w:rPr>
-                <w:t xml:space="preserve">29,1%</w:t>
-              </w:r>
-            </w:ins>
+            <w:r>
+              <w:rPr>
+                <w:sz w:val="19"/>
+                <w:szCs w:val="19"/>
+              </w:rPr>
+              <w:t>25,0%</w:t>
+            </w:r>
           </w:p>
         </w:tc>
         <w:tc>
@@ -13665,112 +13790,7 @@
               <w:jc w:val="right"/>
               <w:rPr/>
             </w:pPr>
-            <w:del w:id="9025" w:author="Claude (draf untuk Coach Doddy)" w:date="2026-10-27T12:00:00Z">
-              <w:r>
-                <w:rPr>
-                  <w:sz w:val="19"/>
-                  <w:szCs w:val="19"/>
-                </w:rPr>
-                <w:delText xml:space="preserve">13,1%</w:delText>
-              </w:r>
-            </w:del>
-            <w:ins w:id="9026" w:author="Claude (draf untuk Coach Doddy)" w:date="2026-10-27T12:00:00Z">
-              <w:r>
-                <w:rPr>
-                  <w:sz w:val="19"/>
-                  <w:szCs w:val="19"/>
-                </w:rPr>
-                <w:t xml:space="preserve">13,0%</w:t>
-              </w:r>
-            </w:ins>
-          </w:p>
-        </w:tc>
-      </w:tr>
-      <w:tr>
-        <w:trPr>
-          <w:cantSplit w:val="true"/>
-        </w:trPr>
-        <w:tc>
-          <w:tcPr>
-            <w:tcW w:w="4777" w:type="dxa"/>
-            <w:tcBorders>
-              <w:top w:val="single" w:sz="4" w:space="0" w:color="B7C4C9"/>
-              <w:left w:val="single" w:sz="4" w:space="0" w:color="B7C4C9"/>
-              <w:bottom w:val="single" w:sz="4" w:space="0" w:color="B7C4C9"/>
-              <w:right w:val="single" w:sz="4" w:space="0" w:color="B7C4C9"/>
-            </w:tcBorders>
-          </w:tcPr>
-          <w:p>
-            <w:pPr>
-              <w:pStyle w:val="Normal"/>
-              <w:spacing w:before="0" w:after="0"/>
-              <w:jc w:val="left"/>
-              <w:rPr/>
-            </w:pPr>
-            <w:r>
-              <w:rPr>
-                <w:sz w:val="19"/>
-                <w:szCs w:val="19"/>
-              </w:rPr>
-              <w:t>Jaringan 5 tahun, penjualan rata, hanya 30% pembeli menjadi Mitra PLS</w:t>
-            </w:r>
-          </w:p>
-        </w:tc>
-        <w:tc>
-          <w:tcPr>
-            <w:tcW w:w="2263" w:type="dxa"/>
-            <w:tcBorders>
-              <w:top w:val="single" w:sz="4" w:space="0" w:color="B7C4C9"/>
-              <w:left w:val="single" w:sz="4" w:space="0" w:color="B7C4C9"/>
-              <w:bottom w:val="single" w:sz="4" w:space="0" w:color="B7C4C9"/>
-              <w:right w:val="single" w:sz="4" w:space="0" w:color="B7C4C9"/>
-            </w:tcBorders>
-          </w:tcPr>
-          <w:p>
-            <w:pPr>
-              <w:pStyle w:val="Normal"/>
-              <w:spacing w:before="0" w:after="0"/>
-              <w:jc w:val="right"/>
-              <w:rPr/>
-            </w:pPr>
-            <w:del w:id="9027" w:author="Claude (draf untuk Coach Doddy)" w:date="2026-10-27T12:00:00Z">
-              <w:r>
-                <w:rPr>
-                  <w:sz w:val="19"/>
-                  <w:szCs w:val="19"/>
-                </w:rPr>
-                <w:delText xml:space="preserve">25,0%</w:delText>
-              </w:r>
-            </w:del>
-            <w:ins w:id="9028" w:author="Claude (draf untuk Coach Doddy)" w:date="2026-10-27T12:00:00Z">
-              <w:r>
-                <w:rPr>
-                  <w:sz w:val="19"/>
-                  <w:szCs w:val="19"/>
-                </w:rPr>
-                <w:t xml:space="preserve">24,9%</w:t>
-              </w:r>
-            </w:ins>
-          </w:p>
-        </w:tc>
-        <w:tc>
-          <w:tcPr>
-            <w:tcW w:w="2266" w:type="dxa"/>
-            <w:tcBorders>
-              <w:top w:val="single" w:sz="4" w:space="0" w:color="B7C4C9"/>
-              <w:left w:val="single" w:sz="4" w:space="0" w:color="B7C4C9"/>
-              <w:bottom w:val="single" w:sz="4" w:space="0" w:color="B7C4C9"/>
-              <w:right w:val="single" w:sz="4" w:space="0" w:color="B7C4C9"/>
-            </w:tcBorders>
-          </w:tcPr>
-          <w:p>
-            <w:pPr>
-              <w:pStyle w:val="Normal"/>
-              <w:spacing w:before="0" w:after="0"/>
-              <w:jc w:val="right"/>
-              <w:rPr/>
-            </w:pPr>
-            <w:del w:id="9029" w:author="Claude (draf untuk Coach Doddy)" w:date="2026-10-27T12:00:00Z">
+            <w:del w:id="9032" w:author="Claude (draf untuk Coach Doddy)" w:date="2026-10-27T12:00:00Z">
               <w:r>
                 <w:rPr>
                   <w:sz w:val="19"/>
@@ -13779,7 +13799,7 @@
                 <w:delText xml:space="preserve">14,2%</w:delText>
               </w:r>
             </w:del>
-            <w:ins w:id="9030" w:author="Claude (draf untuk Coach Doddy)" w:date="2026-10-27T12:00:00Z">
+            <w:ins w:id="9033" w:author="Claude (draf untuk Coach Doddy)" w:date="2026-10-27T12:00:00Z">
               <w:r>
                 <w:rPr>
                   <w:sz w:val="19"/>
@@ -13812,13 +13832,13 @@
         <w:rPr/>
         <w:t xml:space="preserve">Hasil di atas memakai </w:t>
       </w:r>
-      <w:del w:id="9031" w:author="Claude (draf untuk Coach Doddy)" w:date="2026-10-27T12:00:00Z">
+      <w:del w:id="9034" w:author="Claude (draf untuk Coach Doddy)" w:date="2026-10-27T12:00:00Z">
         <w:r>
           <w:rPr/>
           <w:delText xml:space="preserve">seluruh aturan versi 1.3,</w:delText>
         </w:r>
       </w:del>
-      <w:ins w:id="9032" w:author="Claude (draf untuk Coach Doddy)" w:date="2026-10-27T12:00:00Z">
+      <w:ins w:id="9035" w:author="Claude (draf untuk Coach Doddy)" w:date="2026-10-27T12:00:00Z">
         <w:r>
           <w:rPr/>
           <w:t xml:space="preserve">seluruh aturan versi 1.4,</w:t>
@@ -13828,29 +13848,29 @@
         <w:rPr/>
         <w:t xml:space="preserve"> termasuk konversi bagian 5.5, syarat aktif 1 penjualan baru pribadi per bulan, </w:t>
       </w:r>
-      <w:del w:id="9033" w:author="Claude (draf untuk Coach Doddy)" w:date="2026-10-27T12:00:00Z">
+      <w:del w:id="9036" w:author="Claude (draf untuk Coach Doddy)" w:date="2026-10-27T12:00:00Z">
         <w:r>
           <w:rPr/>
           <w:delText xml:space="preserve">dan masa tunggu 2 bulan.</w:delText>
         </w:r>
       </w:del>
-      <w:ins w:id="9034" w:author="Claude (draf untuk Coach Doddy)" w:date="2026-10-27T12:00:00Z">
+      <w:ins w:id="9037" w:author="Claude (draf untuk Coach Doddy)" w:date="2026-10-27T12:00:00Z">
         <w:r>
           <w:rPr/>
-          <w:t xml:space="preserve">masa tunggu 2 bulan, dan Langganan mulai bulan berikutnya setelah aktivasi Lisensi.</w:t>
+          <w:t xml:space="preserve">masa tunggu 2 bulan, dan Langganan setiap 30 hari sejak aktivasi Lisensi.</w:t>
         </w:r>
       </w:ins>
       <w:r>
         <w:rPr/>
         <w:t xml:space="preserve"> Tiga skenario 5 tahun pertama menganggap 70% pembeli Lisensi menjadi Mitra PLS. Dalam semua skenario, faktor plafon bonus tim tidak pernah dipakai. Plan A bulan tertinggi adalah </w:t>
       </w:r>
-      <w:del w:id="9035" w:author="Claude (draf untuk Coach Doddy)" w:date="2026-10-27T12:00:00Z">
+      <w:del w:id="9038" w:author="Claude (draf untuk Coach Doddy)" w:date="2026-10-27T12:00:00Z">
         <w:r>
           <w:rPr/>
           <w:delText xml:space="preserve">38,5%</w:delText>
         </w:r>
       </w:del>
-      <w:ins w:id="9036" w:author="Claude (draf untuk Coach Doddy)" w:date="2026-10-27T12:00:00Z">
+      <w:ins w:id="9039" w:author="Claude (draf untuk Coach Doddy)" w:date="2026-10-27T12:00:00Z">
         <w:r>
           <w:rPr/>
           <w:t xml:space="preserve">37,1%</w:t>
@@ -13860,16 +13880,16 @@
         <w:rPr/>
         <w:t xml:space="preserve">, pada fase penjualan turun. Pada skenario ideal, Pool Aktif dibawa ke bulan berikutnya pada 3 bulan terakhir, ketika tidak ada lagi penjualan baru (bagian 8.4). Bila plafon Plan A diturunkan menjadi 40%, hasilnya sama: Plan A dibayar </w:t>
       </w:r>
-      <w:del w:id="9037" w:author="Claude (draf untuk Coach Doddy)" w:date="2026-10-27T12:00:00Z">
+      <w:del w:id="9040" w:author="Claude (draf untuk Coach Doddy)" w:date="2026-10-27T12:00:00Z">
         <w:r>
           <w:rPr/>
           <w:delText xml:space="preserve">25,0–29,2%</w:delText>
         </w:r>
       </w:del>
-      <w:ins w:id="9038" w:author="Claude (draf untuk Coach Doddy)" w:date="2026-10-27T12:00:00Z">
+      <w:ins w:id="9041" w:author="Claude (draf untuk Coach Doddy)" w:date="2026-10-27T12:00:00Z">
         <w:r>
           <w:rPr/>
-          <w:t xml:space="preserve">24,9–29,1%</w:t>
+          <w:t xml:space="preserve">25,0–29,1%</w:t>
         </w:r>
       </w:ins>
       <w:r>
@@ -13942,18 +13962,18 @@
       </w:r>
       <w:r>
         <w:rPr/>
-        <w:t xml:space="preserve"> 15% Pelanggan mengonversi dalam 60 hari; 80% pemegang Lisensi membayar Langganan setiap bulan </w:t>
-      </w:r>
-      <w:del w:id="9039" w:author="Claude (draf untuk Coach Doddy)" w:date="2026-10-27T12:00:00Z">
+        <w:t xml:space="preserve"> 15% Pelanggan mengonversi dalam 60 hari; 80% pemegang Lisensi membayar Langganan </w:t>
+      </w:r>
+      <w:del w:id="9042" w:author="Claude (draf untuk Coach Doddy)" w:date="2026-10-27T12:00:00Z">
         <w:r>
           <w:rPr/>
-          <w:delText xml:space="preserve">mulai bulan ke-4</w:delText>
+          <w:delText xml:space="preserve">setiap bulan mulai bulan ke-4</w:delText>
         </w:r>
       </w:del>
-      <w:ins w:id="9040" w:author="Claude (draf untuk Coach Doddy)" w:date="2026-10-27T12:00:00Z">
+      <w:ins w:id="9043" w:author="Claude (draf untuk Coach Doddy)" w:date="2026-10-27T12:00:00Z">
         <w:r>
           <w:rPr/>
-          <w:t xml:space="preserve">mulai bulan berikutnya setelah aktivasi Lisensi</w:t>
+          <w:t xml:space="preserve">pada setiap tagihan 30 hari, mulai 30 hari setelah aktivasi Lisensi</w:t>
         </w:r>
       </w:ins>
       <w:r>
@@ -13978,29 +13998,29 @@
         <w:rPr/>
         <w:t xml:space="preserve"> Rata-rata </w:t>
       </w:r>
-      <w:del w:id="9041" w:author="Claude (draf untuk Coach Doddy)" w:date="2026-10-27T12:00:00Z">
+      <w:del w:id="9044" w:author="Claude (draf untuk Coach Doddy)" w:date="2026-10-27T12:00:00Z">
         <w:r>
           <w:rPr/>
           <w:delText xml:space="preserve">8–15%</w:delText>
         </w:r>
       </w:del>
-      <w:ins w:id="9042" w:author="Claude (draf untuk Coach Doddy)" w:date="2026-10-27T12:00:00Z">
+      <w:ins w:id="9045" w:author="Claude (draf untuk Coach Doddy)" w:date="2026-10-27T12:00:00Z">
         <w:r>
           <w:rPr/>
-          <w:t xml:space="preserve">9–15%</w:t>
+          <w:t xml:space="preserve">9–16%</w:t>
         </w:r>
       </w:ins>
       <w:r>
         <w:rPr/>
         <w:t xml:space="preserve"> Mitra PLS berstatus aktif setiap bulan pada skenario 5 tahun (19% pada skenario ideal). Bonus tim Mitra PLS yang tidak aktif ditahan lalu masuk Pool Aktif, sebesar </w:t>
       </w:r>
-      <w:del w:id="9043" w:author="Claude (draf untuk Coach Doddy)" w:date="2026-10-27T12:00:00Z">
+      <w:del w:id="9046" w:author="Claude (draf untuk Coach Doddy)" w:date="2026-10-27T12:00:00Z">
         <w:r>
           <w:rPr/>
           <w:delText xml:space="preserve">5,7–9,7%</w:delText>
         </w:r>
       </w:del>
-      <w:ins w:id="9044" w:author="Claude (draf untuk Coach Doddy)" w:date="2026-10-27T12:00:00Z">
+      <w:ins w:id="9047" w:author="Claude (draf untuk Coach Doddy)" w:date="2026-10-27T12:00:00Z">
         <w:r>
           <w:rPr/>
           <w:t xml:space="preserve">6,0–9,6%</w:t>
@@ -14106,7 +14126,23 @@
       </w:pPr>
       <w:r>
         <w:rPr/>
-        <w:t>Bila sudah diaktifkan, pengembalian dana dikurangi nilai akses yang sudah dipakai, dihitung harian dari Rp399.000 per bulan.</w:t>
+        <w:t xml:space="preserve">Bila sudah diaktifkan, pengembalian dana dikurangi nilai akses yang sudah dipakai, dihitung harian dari </w:t>
+      </w:r>
+      <w:del w:id="9048" w:author="Claude (draf untuk Coach Doddy)" w:date="2026-10-27T12:00:00Z">
+        <w:r>
+          <w:rPr/>
+          <w:delText xml:space="preserve">Rp399.000 per bulan</w:delText>
+        </w:r>
+      </w:del>
+      <w:ins w:id="9049" w:author="Claude (draf untuk Coach Doddy)" w:date="2026-10-27T12:00:00Z">
+        <w:r>
+          <w:rPr/>
+          <w:t xml:space="preserve">Rp399.000 per 30 hari</w:t>
+        </w:r>
+      </w:ins>
+      <w:r>
+        <w:rPr/>
+        <w:t xml:space="preserve">.</w:t>
       </w:r>
     </w:p>
     <w:p>
@@ -14818,7 +14854,7 @@
               </w:rPr>
               <w:t xml:space="preserve">Lisensi penggunaan perangkat lunak Mitrans-Astra, </w:t>
             </w:r>
-            <w:del w:id="9045" w:author="Claude (draf untuk Coach Doddy)" w:date="2026-10-27T12:00:00Z">
+            <w:del w:id="9050" w:author="Claude (draf untuk Coach Doddy)" w:date="2026-10-27T12:00:00Z">
               <w:r>
                 <w:rPr>
                   <w:sz w:val="19"/>
@@ -14827,13 +14863,13 @@
                 <w:delText xml:space="preserve">termasuk akses 3 bulan</w:delText>
               </w:r>
             </w:del>
-            <w:ins w:id="9046" w:author="Claude (draf untuk Coach Doddy)" w:date="2026-10-27T12:00:00Z">
+            <w:ins w:id="9051" w:author="Claude (draf untuk Coach Doddy)" w:date="2026-10-27T12:00:00Z">
               <w:r>
                 <w:rPr>
                   <w:sz w:val="19"/>
                   <w:szCs w:val="19"/>
                 </w:rPr>
-                <w:t xml:space="preserve">berlaku tanpa batas waktu (lifetime), termasuk akses sampai akhir bulan kalender aktivasi</w:t>
+                <w:t xml:space="preserve">berlaku tanpa batas waktu (lifetime), termasuk akses 30 hari sejak aktivasi</w:t>
               </w:r>
             </w:ins>
           </w:p>
@@ -14886,7 +14922,7 @@
               <w:jc w:val="left"/>
               <w:rPr/>
             </w:pPr>
-            <w:del w:id="9047" w:author="Claude (draf untuk Coach Doddy)" w:date="2026-10-27T12:00:00Z">
+            <w:del w:id="9052" w:author="Claude (draf untuk Coach Doddy)" w:date="2026-10-27T12:00:00Z">
               <w:r>
                 <w:rPr>
                   <w:sz w:val="19"/>
@@ -14895,13 +14931,13 @@
                 <w:delText xml:space="preserve">Perpanjangan akses bulanan mulai bulan ke-4</w:delText>
               </w:r>
             </w:del>
-            <w:ins w:id="9048" w:author="Claude (draf untuk Coach Doddy)" w:date="2026-10-27T12:00:00Z">
+            <w:ins w:id="9053" w:author="Claude (draf untuk Coach Doddy)" w:date="2026-10-27T12:00:00Z">
               <w:r>
                 <w:rPr>
                   <w:sz w:val="19"/>
                   <w:szCs w:val="19"/>
                 </w:rPr>
-                <w:t xml:space="preserve">Akses bulanan (repeat order/RO) mulai bulan berikutnya setelah aktivasi Lisensi</w:t>
+                <w:t xml:space="preserve">Akses per 30 hari (repeat order/RO), ditagih pertama kali 30 hari setelah aktivasi Lisensi</w:t>
               </w:r>
             </w:ins>
           </w:p>
@@ -18255,8 +18291,26 @@
                 <w:sz w:val="19"/>
                 <w:szCs w:val="19"/>
               </w:rPr>
-              <w:t>Komisi Langganan Rp70.000 per Langganan per bulan</w:t>
-            </w:r>
+              <w:t xml:space="preserve">Komisi Langganan Rp70.000 </w:t>
+            </w:r>
+            <w:del w:id="9054" w:author="Claude (draf untuk Coach Doddy)" w:date="2026-10-27T12:00:00Z">
+              <w:r>
+                <w:rPr>
+                  <w:sz w:val="19"/>
+                  <w:szCs w:val="19"/>
+                </w:rPr>
+                <w:delText xml:space="preserve">per Langganan per bulan</w:delText>
+              </w:r>
+            </w:del>
+            <w:ins w:id="9055" w:author="Claude (draf untuk Coach Doddy)" w:date="2026-10-27T12:00:00Z">
+              <w:r>
+                <w:rPr>
+                  <w:sz w:val="19"/>
+                  <w:szCs w:val="19"/>
+                </w:rPr>
+                <w:t xml:space="preserve">per pembayaran Langganan</w:t>
+              </w:r>
+            </w:ins>
           </w:p>
         </w:tc>
         <w:tc>

--- a/docs/dokumen/Rencana_Pemasaran_Mitrans-Astra_v1.4_redline.docx
+++ b/docs/dokumen/Rencana_Pemasaran_Mitrans-Astra_v1.4_redline.docx
@@ -450,7 +450,7 @@
       </w:ins>
       <w:ins w:id="9005" w:author="Claude (draf untuk Coach Doddy)" w:date="2026-10-27T12:00:00Z">
         <w:r>
-          <w:t xml:space="preserve"> (27 Oktober 2026): Lisensi berlaku tanpa batas waktu (lifetime) dan tidak perlu dibeli ulang. Akses yang termasuk harga Lisensi adalah 30 hari sejak aktivasi. Langganan (repeat order/RO) Rp399.000 ditagih pertama kali 30 hari setelah aktivasi, lalu setiap 30 hari, menggantikan akses 3 bulan dan Langganan mulai bulan ke-4. Syarat Langganan untuk bonus tim dinilai dari akses yang aktif pada akhir bulan. Rekening dana layanan Rp426.000 per Lisensi dihapus (bagian 3.1, Bab 7, 8.5, 9.2, 12.2, 12.3, Bab 13, dan Lampiran A). Harga, PV, dan seluruh nominal bonus tidak berubah.</w:t>
+          <w:t xml:space="preserve"> (27 Oktober 2026): Lisensi berlaku tanpa batas waktu (lifetime) dan tidak perlu dibeli ulang. Akses yang termasuk harga Lisensi adalah 30 hari sejak aktivasi. Langganan (repeat order/RO) Rp399.000 ditagih pertama kali 30 hari setelah aktivasi, lalu setiap 30 hari, menggantikan akses 3 bulan dan Langganan mulai bulan ke-4. Syarat Langganan untuk bonus tim dinilai dari akses yang aktif pada akhir bulan. Rekening dana layanan Rp426.000 per Lisensi dihapus. Sisa penarikan bonus dipotong dari hak lain Mitra PLS, lalu dihapus setelah 12 bulan (bagian 3.1, Bab 7, 8.5, 9.2, 12.2, 12.3, Bab 13, dan Lampiran A). Harga, PV, dan seluruh nominal bonus tidak berubah.</w:t>
         </w:r>
       </w:ins>
     </w:p>
@@ -14349,6 +14349,12 @@
       <w:r>
         <w:br w:type="page"/>
       </w:r>
+      <w:ins w:id="9056" w:author="Claude (draf untuk Coach Doddy)" w:date="2026-10-27T12:00:00Z">
+        <w:r>
+          <w:rPr/>
+          <w:t xml:space="preserve"> Bila pembayaran bonus berikutnya tidak mencukupi, sisa penarikan dipotong dari hak lain Mitra PLS yang dibayar Perusahaan, seperti pembelian kembali Lisensi atau pengembalian dana. Sisa yang belum terpotong dalam 12 bulan sejak tanggal penarikan dihapus dan tidak ditagih. Penarikan yang dipotong dari pembayaran bonus mengurangi penghasilan bruto yang menjadi dasar PPh 21 pada pembayaran itu.</w:t>
+        </w:r>
+      </w:ins>
     </w:p>
     <w:p>
       <w:pPr>

--- a/docs/dokumen/Rencana_Pemasaran_Mitrans-Astra_v1.4_redline.docx
+++ b/docs/dokumen/Rencana_Pemasaran_Mitrans-Astra_v1.4_redline.docx
@@ -451,6 +451,20 @@
       <w:ins w:id="9005" w:author="Claude (draf untuk Coach Doddy)" w:date="2026-10-27T12:00:00Z">
         <w:r>
           <w:t xml:space="preserve"> (27 Oktober 2026): Lisensi berlaku tanpa batas waktu (lifetime) dan tidak perlu dibeli ulang. Akses yang termasuk harga Lisensi adalah 30 hari sejak aktivasi. Langganan (repeat order/RO) Rp399.000 ditagih pertama kali 30 hari setelah aktivasi, lalu setiap 30 hari, menggantikan akses 3 bulan dan Langganan mulai bulan ke-4. Syarat Langganan untuk bonus tim dinilai dari akses yang aktif pada akhir bulan. Rekening dana layanan Rp426.000 per Lisensi dihapus. Sisa penarikan bonus dipotong dari hak lain Mitra PLS, lalu dihapus setelah 12 bulan (bagian 3.1, Bab 7, 8.5, 9.2, 12.2, 12.3, Bab 13, dan Lampiran A). Harga, PV, dan seluruh nominal bonus tidak berubah.</w:t>
+        </w:r>
+      </w:ins>
+    </w:p>
+    <w:p>
+      <w:pPr>
+        <w:pStyle w:val="Normal"/>
+        <w:spacing w:before="0" w:after="120"/>
+        <w:rPr>
+          <w:ins w:id="20001" w:author="Claude (draf untuk Coach Doddy)" w:date="2026-10-28T12:00:00Z"/>
+        </w:rPr>
+      </w:pPr>
+      <w:ins w:id="20002" w:author="Claude (draf untuk Coach Doddy)" w:date="2026-10-28T12:00:00Z">
+        <w:r>
+          <w:t xml:space="preserve">Tambahan versi 1.4 (28 Oktober 2026): atlastrade.io menjadi domain resmi untuk pembelian dan pembayaran Lisensi dan Langganan, pembatalan, dan pengembalian dana; satu akun berlaku di ketiga domain (Bab 2 dan Bab 6).</w:t>
         </w:r>
       </w:ins>
     </w:p>
@@ -1630,8 +1644,26 @@
                 <w:sz w:val="19"/>
                 <w:szCs w:val="19"/>
               </w:rPr>
-              <w:t>PT MITRANS [nama lengkap sesuai akta ●]</w:t>
-            </w:r>
+              <w:t xml:space="preserve">PT MITRANS </w:t>
+            </w:r>
+            <w:del w:id="20003" w:author="Claude (draf untuk Coach Doddy)" w:date="2026-10-28T12:00:00Z">
+              <w:r>
+                <w:rPr>
+                  <w:sz w:val="19"/>
+                  <w:szCs w:val="19"/>
+                </w:rPr>
+                <w:delText xml:space="preserve">[nama lengkap sesuai akta ●]</w:delText>
+              </w:r>
+            </w:del>
+            <w:ins w:id="20004" w:author="Claude (draf untuk Coach Doddy)" w:date="2026-10-28T12:00:00Z">
+              <w:r>
+                <w:rPr>
+                  <w:sz w:val="19"/>
+                  <w:szCs w:val="19"/>
+                </w:rPr>
+                <w:t xml:space="preserve">[PT Mitra Transformasi Inteligensi, ejaan sesuai akta ●]</w:t>
+              </w:r>
+            </w:ins>
           </w:p>
         </w:tc>
       </w:tr>
@@ -2145,6 +2177,72 @@
               </w:rPr>
               <w:t>affiliatemarketing.network (tautan rujukan Mitra PLS dan halaman penawaran)</w:t>
             </w:r>
+          </w:p>
+        </w:tc>
+      </w:tr>
+      <w:tr>
+        <w:trPr>
+          <w:cantSplit w:val="true"/>
+          <w:ins w:id="21005" w:author="Claude (draf untuk Coach Doddy)" w:date="2026-10-28T12:00:00Z"/>
+        </w:trPr>
+        <w:tc>
+          <w:tcPr>
+            <w:tcW w:w="4589" w:type="dxa"/>
+            <w:tcBorders>
+              <w:top w:val="single" w:sz="4" w:space="0" w:color="B7C4C9"/>
+              <w:left w:val="single" w:sz="4" w:space="0" w:color="B7C4C9"/>
+              <w:bottom w:val="single" w:sz="4" w:space="0" w:color="B7C4C9"/>
+              <w:right w:val="single" w:sz="4" w:space="0" w:color="B7C4C9"/>
+            </w:tcBorders>
+          </w:tcPr>
+          <w:p>
+            <w:pPr>
+              <w:pStyle w:val="Normal"/>
+              <w:spacing w:before="0" w:after="0"/>
+              <w:jc w:val="left"/>
+              <w:rPr>
+                <w:ins w:id="21001" w:author="Claude (draf untuk Coach Doddy)" w:date="2026-10-28T12:00:00Z"/>
+              </w:rPr>
+            </w:pPr>
+            <w:ins w:id="21002" w:author="Claude (draf untuk Coach Doddy)" w:date="2026-10-28T12:00:00Z">
+              <w:r>
+                <w:rPr>
+                  <w:sz w:val="19"/>
+                  <w:szCs w:val="19"/>
+                </w:rPr>
+                <w:t xml:space="preserve">Domain resmi untuk pembelian dan pembayaran</w:t>
+              </w:r>
+            </w:ins>
+          </w:p>
+        </w:tc>
+        <w:tc>
+          <w:tcPr>
+            <w:tcW w:w="4716" w:type="dxa"/>
+            <w:tcBorders>
+              <w:top w:val="single" w:sz="4" w:space="0" w:color="B7C4C9"/>
+              <w:left w:val="single" w:sz="4" w:space="0" w:color="B7C4C9"/>
+              <w:bottom w:val="single" w:sz="4" w:space="0" w:color="B7C4C9"/>
+              <w:right w:val="single" w:sz="4" w:space="0" w:color="B7C4C9"/>
+            </w:tcBorders>
+          </w:tcPr>
+          <w:p>
+            <w:pPr>
+              <w:pStyle w:val="Normal"/>
+              <w:spacing w:before="0" w:after="0"/>
+              <w:jc w:val="left"/>
+              <w:rPr>
+                <w:ins w:id="21003" w:author="Claude (draf untuk Coach Doddy)" w:date="2026-10-28T12:00:00Z"/>
+              </w:rPr>
+            </w:pPr>
+            <w:ins w:id="21004" w:author="Claude (draf untuk Coach Doddy)" w:date="2026-10-28T12:00:00Z">
+              <w:r>
+                <w:rPr>
+                  <w:sz w:val="19"/>
+                  <w:szCs w:val="19"/>
+                </w:rPr>
+                <w:t xml:space="preserve">atlastrade.io (pembelian dan pembayaran Lisensi dan Langganan, pembatalan, pengembalian dana, dan akses aplikasi). Ketiga domain memakai satu akun yang sama.</w:t>
+              </w:r>
+            </w:ins>
           </w:p>
         </w:tc>
       </w:tr>
@@ -5391,8 +5489,30 @@
       </w:r>
       <w:r>
         <w:rPr/>
-        <w:t xml:space="preserve"> Lisensi dan Langganan dibeli melalui tautan rujukan Mitra PLS. Pembayaran dilakukan hanya ke rekening resmi Perusahaan, bukan ke rekening pribadi Mitra PLS.</w:t>
-      </w:r>
+        <w:t xml:space="preserve"> Lisensi dan Langganan dibeli melalui tautan rujukan Mitra PLS. </w:t>
+      </w:r>
+      <w:del w:id="20005" w:author="Claude (draf untuk Coach Doddy)" w:date="2026-10-28T12:00:00Z">
+        <w:r>
+          <w:rPr/>
+          <w:delText xml:space="preserve">Pembayaran dilakukan hanya ke rekening resmi Perusahaan</w:delText>
+        </w:r>
+      </w:del>
+      <w:ins w:id="20006" w:author="Claude (draf untuk Coach Doddy)" w:date="2026-10-28T12:00:00Z">
+        <w:r>
+          <w:rPr/>
+          <w:t xml:space="preserve">Pembelian dan pembayaran diselesaikan di atlastrade.io, hanya ke rekening atau kanal resmi Perusahaan</w:t>
+        </w:r>
+      </w:ins>
+      <w:r>
+        <w:rPr/>
+        <w:t xml:space="preserve">, bukan ke rekening pribadi Mitra PLS.</w:t>
+      </w:r>
+      <w:ins w:id="20007" w:author="Claude (draf untuk Coach Doddy)" w:date="2026-10-28T12:00:00Z">
+        <w:r>
+          <w:rPr/>
+          <w:t xml:space="preserve"> Mitra PLS yang merujuk tercatat otomatis dari tautan rujukan; pembeli tidak memasukkan kode rujukan.</w:t>
+        </w:r>
+      </w:ins>
     </w:p>
     <w:p>
       <w:pPr>

--- a/docs/dokumen/Rencana_Pemasaran_Mitrans-Astra_v1.4_redline.docx
+++ b/docs/dokumen/Rencana_Pemasaran_Mitrans-Astra_v1.4_redline.docx
@@ -465,6 +465,20 @@
       <w:ins w:id="20002" w:author="Claude (draf untuk Coach Doddy)" w:date="2026-10-28T12:00:00Z">
         <w:r>
           <w:t xml:space="preserve">Tambahan versi 1.4 (28 Oktober 2026): atlastrade.io menjadi domain resmi untuk pembelian dan pembayaran Lisensi dan Langganan, pembatalan, dan pengembalian dana; satu akun berlaku di ketiga domain (Bab 2 dan Bab 6).</w:t>
+        </w:r>
+      </w:ins>
+    </w:p>
+    <w:p>
+      <w:pPr>
+        <w:pStyle w:val="Normal"/>
+        <w:spacing w:before="0" w:after="120"/>
+        <w:rPr>
+          <w:ins w:id="30001" w:author="Claude (draf untuk Coach Doddy)" w:date="2026-10-28T15:00:00Z"/>
+        </w:rPr>
+      </w:pPr>
+      <w:ins w:id="30002" w:author="Claude (draf untuk Coach Doddy)" w:date="2026-10-28T15:00:00Z">
+        <w:r>
+          <w:t xml:space="preserve">Tambahan versi 1.4 (28 Oktober 2026, kedua): akun, pendaftaran, dan Kantor Maya di affiliatemarketing.network; mitrans.id untuk profil Perusahaan; e-book Mitra PLS bukan produk Perusahaan dan tidak menghasilkan PV, komisi, atau bonus (Bab 2, 3, 6, 7, dan 14).</w:t>
         </w:r>
       </w:ins>
     </w:p>
@@ -2118,8 +2132,26 @@
                 <w:sz w:val="19"/>
                 <w:szCs w:val="19"/>
               </w:rPr>
-              <w:t>mitrans.id (dokumen resmi, akun, pendaftaran Mitra PLS, dan kantor maya)</w:t>
-            </w:r>
+              <w:t xml:space="preserve">mitrans.id </w:t>
+            </w:r>
+            <w:del w:id="30003" w:author="Claude (draf untuk Coach Doddy)" w:date="2026-10-28T15:00:00Z">
+              <w:r>
+                <w:rPr>
+                  <w:sz w:val="19"/>
+                  <w:szCs w:val="19"/>
+                </w:rPr>
+                <w:delText xml:space="preserve">(dokumen resmi, akun, pendaftaran Mitra PLS, dan kantor maya)</w:delText>
+              </w:r>
+            </w:del>
+            <w:ins w:id="30004" w:author="Claude (draf untuk Coach Doddy)" w:date="2026-10-28T15:00:00Z">
+              <w:r>
+                <w:rPr>
+                  <w:sz w:val="19"/>
+                  <w:szCs w:val="19"/>
+                </w:rPr>
+                <w:t xml:space="preserve">(profil Perusahaan dan dokumen resmi)</w:t>
+              </w:r>
+            </w:ins>
           </w:p>
         </w:tc>
       </w:tr>
@@ -2144,13 +2176,24 @@
               <w:jc w:val="left"/>
               <w:rPr/>
             </w:pPr>
-            <w:r>
-              <w:rPr>
-                <w:sz w:val="19"/>
-                <w:szCs w:val="19"/>
-              </w:rPr>
-              <w:t>Domain resmi untuk tautan rujukan</w:t>
-            </w:r>
+            <w:del w:id="30005" w:author="Claude (draf untuk Coach Doddy)" w:date="2026-10-28T15:00:00Z">
+              <w:r>
+                <w:rPr>
+                  <w:sz w:val="19"/>
+                  <w:szCs w:val="19"/>
+                </w:rPr>
+                <w:delText xml:space="preserve">Domain resmi untuk tautan rujukan</w:delText>
+              </w:r>
+            </w:del>
+            <w:ins w:id="30006" w:author="Claude (draf untuk Coach Doddy)" w:date="2026-10-28T15:00:00Z">
+              <w:r>
+                <w:rPr>
+                  <w:sz w:val="19"/>
+                  <w:szCs w:val="19"/>
+                </w:rPr>
+                <w:t xml:space="preserve">Domain resmi untuk akun, Kantor Maya, dan tautan rujukan</w:t>
+              </w:r>
+            </w:ins>
           </w:p>
         </w:tc>
         <w:tc>
@@ -2175,8 +2218,26 @@
                 <w:sz w:val="19"/>
                 <w:szCs w:val="19"/>
               </w:rPr>
-              <w:t>affiliatemarketing.network (tautan rujukan Mitra PLS dan halaman penawaran)</w:t>
-            </w:r>
+              <w:t xml:space="preserve">affiliatemarketing.network </w:t>
+            </w:r>
+            <w:del w:id="30007" w:author="Claude (draf untuk Coach Doddy)" w:date="2026-10-28T15:00:00Z">
+              <w:r>
+                <w:rPr>
+                  <w:sz w:val="19"/>
+                  <w:szCs w:val="19"/>
+                </w:rPr>
+                <w:delText xml:space="preserve">(tautan rujukan Mitra PLS dan halaman penawaran)</w:delText>
+              </w:r>
+            </w:del>
+            <w:ins w:id="30008" w:author="Claude (draf untuk Coach Doddy)" w:date="2026-10-28T15:00:00Z">
+              <w:r>
+                <w:rPr>
+                  <w:sz w:val="19"/>
+                  <w:szCs w:val="19"/>
+                </w:rPr>
+                <w:t xml:space="preserve">(akun, pendaftaran Mitra PLS, Kantor Maya dan Agent Marketing, tautan rujukan, dan halaman penawaran)</w:t>
+              </w:r>
+            </w:ins>
           </w:p>
         </w:tc>
       </w:tr>
@@ -3321,6 +3382,24 @@
     </w:p>
     <w:p>
       <w:pPr>
+        <w:pStyle w:val="ListParagraph"/>
+        <w:numPr>
+          <w:ilvl w:val="0"/>
+          <w:numId w:val="1"/>
+        </w:numPr>
+        <w:spacing w:before="0" w:after="60"/>
+        <w:rPr>
+          <w:ins w:id="30009" w:author="Claude (draf untuk Coach Doddy)" w:date="2026-10-28T15:00:00Z"/>
+        </w:rPr>
+      </w:pPr>
+      <w:ins w:id="30010" w:author="Claude (draf untuk Coach Doddy)" w:date="2026-10-28T15:00:00Z">
+        <w:r>
+          <w:t xml:space="preserve">E-book buatan Mitra PLS di Agent Marketing adalah produk Mitra PLS, bukan produk Perusahaan: harga Rp25.000–Rp150.000, hasil penjualan diterima Mitra PLS melalui kanal pembayaran platform dan diteruskan ke rekening Mitra PLS, tanpa PV, tanpa komisi, dan tidak dihitung untuk bonus apa pun. Setiap e-book dan halaman penawarannya wajib disetujui Perusahaan sebelum tayang. Perusahaan menyediakan Agent Marketing tanpa biaya.</w:t>
+        </w:r>
+      </w:ins>
+    </w:p>
+    <w:p>
+      <w:pPr>
         <w:pStyle w:val="Heading2"/>
         <w:rPr/>
       </w:pPr>
@@ -5305,7 +5384,23 @@
       </w:r>
       <w:r>
         <w:rPr/>
-        <w:t xml:space="preserve"> melalui akun mitrans.id, berisi:</w:t>
+        <w:t xml:space="preserve"> melalui </w:t>
+      </w:r>
+      <w:del w:id="30011" w:author="Claude (draf untuk Coach Doddy)" w:date="2026-10-28T15:00:00Z">
+        <w:r>
+          <w:rPr/>
+          <w:delText xml:space="preserve">akun mitrans.id</w:delText>
+        </w:r>
+      </w:del>
+      <w:ins w:id="30012" w:author="Claude (draf untuk Coach Doddy)" w:date="2026-10-28T15:00:00Z">
+        <w:r>
+          <w:rPr/>
+          <w:t xml:space="preserve">akun affiliatemarketing.network</w:t>
+        </w:r>
+      </w:ins>
+      <w:r>
+        <w:rPr/>
+        <w:t xml:space="preserve">, berisi:</w:t>
       </w:r>
     </w:p>
     <w:p>
@@ -5397,6 +5492,12 @@
         <w:rPr/>
         <w:t>Akses kantor maya (back office) untuk memantau penjualan, jaringan, status aktif, dan bonus.</w:t>
       </w:r>
+      <w:ins w:id="30013" w:author="Claude (draf untuk Coach Doddy)" w:date="2026-10-28T15:00:00Z">
+        <w:r>
+          <w:rPr/>
+          <w:t xml:space="preserve"> Termasuk Agent Marketing: fasilitas tanpa biaya untuk membuat e-book dan halaman penawaran milik Mitra PLS, yang tayang setelah disetujui Perusahaan.</w:t>
+        </w:r>
+      </w:ins>
     </w:p>
     <w:p>
       <w:pPr>
@@ -5445,7 +5546,23 @@
       </w:r>
       <w:r>
         <w:rPr/>
-        <w:t xml:space="preserve"> Sebelum mendaftarkan calon Mitra PLS, Perusahaan dan Mitra PLS memberikan keterangan lisan dan tertulis tentang identitas Perusahaan, produk, Rencana Pemasaran, dan Kode Etik. Halaman pendaftaran mitrans.id menampilkan seluruh dokumen ini sebelum persetujuan diberikan.</w:t>
+        <w:t xml:space="preserve"> Sebelum mendaftarkan calon Mitra PLS, Perusahaan dan Mitra PLS memberikan keterangan lisan dan tertulis tentang identitas Perusahaan, produk, Rencana Pemasaran, dan Kode Etik. Halaman </w:t>
+      </w:r>
+      <w:del w:id="30014" w:author="Claude (draf untuk Coach Doddy)" w:date="2026-10-28T15:00:00Z">
+        <w:r>
+          <w:rPr/>
+          <w:delText xml:space="preserve">pendaftaran mitrans.id</w:delText>
+        </w:r>
+      </w:del>
+      <w:ins w:id="30015" w:author="Claude (draf untuk Coach Doddy)" w:date="2026-10-28T15:00:00Z">
+        <w:r>
+          <w:rPr/>
+          <w:t xml:space="preserve">pendaftaran di affiliatemarketing.network</w:t>
+        </w:r>
+      </w:ins>
+      <w:r>
+        <w:rPr/>
+        <w:t xml:space="preserve"> menampilkan seluruh dokumen ini sebelum persetujuan diberikan.</w:t>
       </w:r>
     </w:p>
     <w:p>
@@ -5465,9 +5582,21 @@
         </w:rPr>
         <w:t>Pendaftaran</w:t>
       </w:r>
-      <w:r>
-        <w:rPr/>
-        <w:t xml:space="preserve"> di mitrans.id, melalui tautan rujukan Mitra PLS di affiliatemarketing.network atau langsung, beserta verifikasi identitas.</w:t>
+      <w:del w:id="30016" w:author="Claude (draf untuk Coach Doddy)" w:date="2026-10-28T15:00:00Z">
+        <w:r>
+          <w:rPr/>
+          <w:delText xml:space="preserve"> di mitrans.id, melalui tautan rujukan Mitra PLS di affiliatemarketing.network atau langsung</w:delText>
+        </w:r>
+      </w:del>
+      <w:ins w:id="30017" w:author="Claude (draf untuk Coach Doddy)" w:date="2026-10-28T15:00:00Z">
+        <w:r>
+          <w:rPr/>
+          <w:t xml:space="preserve"> di affiliatemarketing.network, tanpa biaya dan tanpa kewajiban membeli, melalui tautan rujukan atau e-book Mitra PLS, atau langsung</w:t>
+        </w:r>
+      </w:ins>
+      <w:r>
+        <w:rPr/>
+        <w:t xml:space="preserve">, beserta verifikasi identitas.</w:t>
       </w:r>
     </w:p>
     <w:p>
@@ -5511,6 +5640,12 @@
         <w:r>
           <w:rPr/>
           <w:t xml:space="preserve"> Mitra PLS yang merujuk tercatat otomatis dari tautan rujukan; pembeli tidak memasukkan kode rujukan.</w:t>
+        </w:r>
+      </w:ins>
+      <w:ins w:id="30018" w:author="Claude (draf untuk Coach Doddy)" w:date="2026-10-28T15:00:00Z">
+        <w:r>
+          <w:rPr/>
+          <w:t xml:space="preserve"> Di webinar RT3, yang ditawarkan adalah Lisensi Rp7.500.000 yang sudah termasuk akses 30 hari; Langganan Rp399.000 baru ditagih pada hari ke-30 dan tidak dijual tanpa Lisensi. Sponsor pembeli yang sebelumnya membeli e-book Mitra PLS adalah pemilik e-book yang pertama kali dibelinya.</w:t>
         </w:r>
       </w:ins>
     </w:p>
@@ -14661,6 +14796,24 @@
       <w:r>
         <w:br w:type="page"/>
       </w:r>
+    </w:p>
+    <w:p>
+      <w:pPr>
+        <w:pStyle w:val="ListParagraph"/>
+        <w:numPr>
+          <w:ilvl w:val="0"/>
+          <w:numId w:val="56"/>
+        </w:numPr>
+        <w:spacing w:before="0" w:after="60"/>
+        <w:rPr>
+          <w:ins w:id="30019" w:author="Claude (draf untuk Coach Doddy)" w:date="2026-10-28T15:00:00Z"/>
+        </w:rPr>
+      </w:pPr>
+      <w:ins w:id="30020" w:author="Claude (draf untuk Coach Doddy)" w:date="2026-10-28T15:00:00Z">
+        <w:r>
+          <w:t xml:space="preserve">E-book Mitra PLS. E-book buatan Mitra PLS di Agent Marketing adalah produk Mitra PLS, bukan produk Perusahaan: harga Rp25.000–Rp150.000, hasil penjualan diterima Mitra PLS melalui kanal pembayaran platform dan diteruskan ke rekening Mitra PLS, tanpa PV, tanpa komisi, dan tidak dihitung untuk bonus apa pun. Setiap e-book dan halaman penawarannya wajib disetujui Perusahaan sebelum tayang. Perusahaan menyediakan Agent Marketing tanpa biaya.</w:t>
+        </w:r>
+      </w:ins>
     </w:p>
     <w:p>
       <w:pPr>
